--- a/Stacklings MVP Parking Lot v0.1.docx
+++ b/Stacklings MVP Parking Lot v0.1.docx
@@ -33,7 +33,7 @@
           <w:b w:val="0"/>
           <w:sz w:val="22"/>
         </w:rPr>
-        <w:t>Date: July 15, 2026</w:t>
+        <w:t>Date: July 16, 2026</w:t>
       </w:r>
     </w:p>
     <w:p>
@@ -1279,6 +1279,262 @@
           </w:p>
         </w:tc>
       </w:tr>
+      <w:tr>
+        <w:trPr>
+          <w:cantSplit w:val="true"/>
+        </w:trPr>
+        <w:tc>
+          <w:tcPr>
+            <w:tcW w:type="dxa" w:w="2304"/>
+            <w:tcMar>
+              <w:top w:w="80" w:type="dxa"/>
+              <w:start w:w="120" w:type="dxa"/>
+              <w:bottom w:w="80" w:type="dxa"/>
+              <w:end w:w="120" w:type="dxa"/>
+            </w:tcMar>
+            <w:vAlign w:val="center"/>
+          </w:tcPr>
+          <w:p>
+            <w:pPr>
+              <w:spacing w:before="0" w:after="0" w:line="252" w:lineRule="auto"/>
+            </w:pPr>
+            <w:r>
+              <w:rPr>
+                <w:rFonts w:ascii="Calibri" w:hAnsi="Calibri"/>
+                <w:b w:val="0"/>
+                <w:sz w:val="18"/>
+              </w:rPr>
+              <w:t>Habitat editing</w:t>
+            </w:r>
+          </w:p>
+        </w:tc>
+        <w:tc>
+          <w:tcPr>
+            <w:tcW w:type="dxa" w:w="4032"/>
+            <w:tcMar>
+              <w:top w:w="80" w:type="dxa"/>
+              <w:start w:w="120" w:type="dxa"/>
+              <w:bottom w:w="80" w:type="dxa"/>
+              <w:end w:w="120" w:type="dxa"/>
+            </w:tcMar>
+            <w:vAlign w:val="center"/>
+          </w:tcPr>
+          <w:p>
+            <w:pPr>
+              <w:spacing w:before="0" w:after="0" w:line="252" w:lineRule="auto"/>
+            </w:pPr>
+            <w:r>
+              <w:rPr>
+                <w:rFonts w:ascii="Calibri" w:hAnsi="Calibri"/>
+                <w:b w:val="0"/>
+                <w:sz w:val="18"/>
+              </w:rPr>
+              <w:t>Player-directed cosmetic decoration of the habitat. Cosmetic only: no shop, currency, purchase, or trade, and it never creates power, ranking, or competition. Distinct from pattern-driven environment changes above, which are automatic rather than chosen</w:t>
+            </w:r>
+          </w:p>
+        </w:tc>
+        <w:tc>
+          <w:tcPr>
+            <w:tcW w:type="dxa" w:w="3024"/>
+            <w:tcMar>
+              <w:top w:w="80" w:type="dxa"/>
+              <w:start w:w="120" w:type="dxa"/>
+              <w:bottom w:w="80" w:type="dxa"/>
+              <w:end w:w="120" w:type="dxa"/>
+            </w:tcMar>
+            <w:vAlign w:val="center"/>
+          </w:tcPr>
+          <w:p>
+            <w:pPr>
+              <w:spacing w:before="0" w:after="0" w:line="252" w:lineRule="auto"/>
+            </w:pPr>
+            <w:r>
+              <w:rPr>
+                <w:rFonts w:ascii="Calibri" w:hAnsi="Calibri"/>
+                <w:b w:val="0"/>
+                <w:sz w:val="18"/>
+              </w:rPr>
+              <w:t>An earn rule is approved that does not pay by minute, page, or book count</w:t>
+            </w:r>
+          </w:p>
+        </w:tc>
+      </w:tr>
+      <w:tr>
+        <w:trPr>
+          <w:cantSplit w:val="true"/>
+        </w:trPr>
+        <w:tc>
+          <w:tcPr>
+            <w:tcW w:type="dxa" w:w="2304"/>
+            <w:tcMar>
+              <w:top w:w="80" w:type="dxa"/>
+              <w:start w:w="120" w:type="dxa"/>
+              <w:bottom w:w="80" w:type="dxa"/>
+              <w:end w:w="120" w:type="dxa"/>
+            </w:tcMar>
+            <w:vAlign w:val="center"/>
+          </w:tcPr>
+          <w:p>
+            <w:pPr>
+              <w:spacing w:before="0" w:after="0" w:line="252" w:lineRule="auto"/>
+            </w:pPr>
+            <w:r>
+              <w:rPr>
+                <w:rFonts w:ascii="Calibri" w:hAnsi="Calibri"/>
+                <w:b w:val="0"/>
+                <w:sz w:val="18"/>
+              </w:rPr>
+              <w:t>Visitors that are the recommended book's real creature</w:t>
+            </w:r>
+          </w:p>
+        </w:tc>
+        <w:tc>
+          <w:tcPr>
+            <w:tcW w:type="dxa" w:w="4032"/>
+            <w:tcMar>
+              <w:top w:w="80" w:type="dxa"/>
+              <w:start w:w="120" w:type="dxa"/>
+              <w:bottom w:w="80" w:type="dxa"/>
+              <w:end w:w="120" w:type="dxa"/>
+            </w:tcMar>
+            <w:vAlign w:val="center"/>
+          </w:tcPr>
+          <w:p>
+            <w:pPr>
+              <w:spacing w:before="0" w:after="0" w:line="252" w:lineRule="auto"/>
+            </w:pPr>
+            <w:r>
+              <w:rPr>
+                <w:rFonts w:ascii="Calibri" w:hAnsi="Calibri"/>
+                <w:b w:val="0"/>
+                <w:sz w:val="18"/>
+              </w:rPr>
+              <w:t>A recommendation visitor renders the true deterministic creature for the book it suggests — mechanically an unrequested preview that becomes owned only after its book is read. Because a creature's colours are generated from its book, the guest signal must be non-hue (for example dashed outline, travel bag, outside the fence). A visitor must never read as an owned creature, and never as another player's pet</w:t>
+            </w:r>
+          </w:p>
+        </w:tc>
+        <w:tc>
+          <w:tcPr>
+            <w:tcW w:type="dxa" w:w="3024"/>
+            <w:tcMar>
+              <w:top w:w="80" w:type="dxa"/>
+              <w:start w:w="120" w:type="dxa"/>
+              <w:bottom w:w="80" w:type="dxa"/>
+              <w:end w:w="120" w:type="dxa"/>
+            </w:tcMar>
+            <w:vAlign w:val="center"/>
+          </w:tcPr>
+          <w:p>
+            <w:pPr>
+              <w:spacing w:before="0" w:after="0" w:line="252" w:lineRule="auto"/>
+            </w:pPr>
+            <w:r>
+              <w:rPr>
+                <w:rFonts w:ascii="Calibri" w:hAnsi="Calibri"/>
+                <w:b w:val="0"/>
+                <w:sz w:val="18"/>
+              </w:rPr>
+              <w:t>Recommendation fixtures carry real ISBN or Open Library work identities and their age suitability is reviewed</w:t>
+            </w:r>
+          </w:p>
+        </w:tc>
+      </w:tr>
+      <w:tr>
+        <w:trPr>
+          <w:cantSplit w:val="true"/>
+        </w:trPr>
+        <w:tc>
+          <w:tcPr>
+            <w:tcW w:type="dxa" w:w="2304"/>
+            <w:tcMar>
+              <w:top w:w="80" w:type="dxa"/>
+              <w:start w:w="120" w:type="dxa"/>
+              <w:bottom w:w="80" w:type="dxa"/>
+              <w:end w:w="120" w:type="dxa"/>
+            </w:tcMar>
+            <w:vAlign w:val="center"/>
+          </w:tcPr>
+          <w:p>
+            <w:pPr>
+              <w:spacing w:before="0" w:after="0" w:line="252" w:lineRule="auto"/>
+            </w:pPr>
+            <w:r>
+              <w:rPr>
+                <w:rFonts w:ascii="Calibri" w:hAnsi="Calibri"/>
+                <w:b w:val="0"/>
+                <w:sz w:val="18"/>
+              </w:rPr>
+              <w:t>Real identities for recommendation fixtures</w:t>
+            </w:r>
+          </w:p>
+        </w:tc>
+        <w:tc>
+          <w:tcPr>
+            <w:tcW w:type="dxa" w:w="4032"/>
+            <w:tcMar>
+              <w:top w:w="80" w:type="dxa"/>
+              <w:start w:w="120" w:type="dxa"/>
+              <w:bottom w:w="80" w:type="dxa"/>
+              <w:end w:w="120" w:type="dxa"/>
+            </w:tcMar>
+            <w:vAlign w:val="center"/>
+          </w:tcPr>
+          <w:p>
+            <w:pPr>
+              <w:spacing w:before="0" w:after="0" w:line="252" w:lineRule="auto"/>
+            </w:pPr>
+            <w:r>
+              <w:rPr>
+                <w:rFonts w:ascii="Calibri" w:hAnsi="Calibri"/>
+                <w:b w:val="0"/>
+                <w:sz w:val="18"/>
+              </w:rPr>
+              <w:t xml:space="preserve">Fixture recommendation books currently carry invented </w:t>
+            </w:r>
+            <w:r>
+              <w:rPr>
+                <w:rFonts w:ascii="Courier New" w:hAnsi="Courier New"/>
+                <w:b w:val="0"/>
+                <w:sz w:val="18"/>
+              </w:rPr>
+              <w:t>work:fixture:*</w:t>
+            </w:r>
+            <w:r>
+              <w:rPr>
+                <w:rFonts w:ascii="Calibri" w:hAnsi="Calibri"/>
+                <w:b w:val="0"/>
+                <w:sz w:val="18"/>
+              </w:rPr>
+              <w:t xml:space="preserve"> ids, so a visitor cannot render the creature the player would actually get. Real identities are a prerequisite for the visitor item above</w:t>
+            </w:r>
+          </w:p>
+        </w:tc>
+        <w:tc>
+          <w:tcPr>
+            <w:tcW w:type="dxa" w:w="3024"/>
+            <w:tcMar>
+              <w:top w:w="80" w:type="dxa"/>
+              <w:start w:w="120" w:type="dxa"/>
+              <w:bottom w:w="80" w:type="dxa"/>
+              <w:end w:w="120" w:type="dxa"/>
+            </w:tcMar>
+            <w:vAlign w:val="center"/>
+          </w:tcPr>
+          <w:p>
+            <w:pPr>
+              <w:spacing w:before="0" w:after="0" w:line="252" w:lineRule="auto"/>
+            </w:pPr>
+            <w:r>
+              <w:rPr>
+                <w:rFonts w:ascii="Calibri" w:hAnsi="Calibri"/>
+                <w:b w:val="0"/>
+                <w:sz w:val="18"/>
+              </w:rPr>
+              <w:t>Fixture titles and their identities are chosen and age-suitability reviewed</w:t>
+            </w:r>
+          </w:p>
+        </w:tc>
+      </w:tr>
     </w:tbl>
     <w:p>
       <w:pPr>
@@ -2514,6 +2770,50 @@
     </w:p>
     <w:p>
       <w:pPr>
+        <w:keepLines/>
+        <w:spacing w:after="120" w:line="280" w:lineRule="auto"/>
+        <w:ind w:left="720" w:hanging="360"/>
+      </w:pPr>
+      <w:r>
+        <w:rPr>
+          <w:rFonts w:ascii="Calibri" w:hAnsi="Calibri"/>
+          <w:sz w:val="22"/>
+        </w:rPr>
+        <w:t xml:space="preserve">• </w:t>
+      </w:r>
+      <w:r>
+        <w:rPr>
+          <w:rFonts w:ascii="Calibri" w:hAnsi="Calibri"/>
+          <w:b w:val="0"/>
+          <w:sz w:val="22"/>
+        </w:rPr>
+        <w:t>Any visitor or creature that represents, or reads as, another player's pet. Visiting creatures are characters carrying a book suggestion, never another child.</w:t>
+      </w:r>
+    </w:p>
+    <w:p>
+      <w:pPr>
+        <w:keepLines/>
+        <w:spacing w:after="120" w:line="280" w:lineRule="auto"/>
+        <w:ind w:left="720" w:hanging="360"/>
+      </w:pPr>
+      <w:r>
+        <w:rPr>
+          <w:rFonts w:ascii="Calibri" w:hAnsi="Calibri"/>
+          <w:sz w:val="22"/>
+        </w:rPr>
+        <w:t xml:space="preserve">• </w:t>
+      </w:r>
+      <w:r>
+        <w:rPr>
+          <w:rFonts w:ascii="Calibri" w:hAnsi="Calibri"/>
+          <w:b w:val="0"/>
+          <w:sz w:val="22"/>
+        </w:rPr>
+        <w:t>Time-limited visitors, countdowns, streak loss, or "leaving soon" pressure of any kind.</w:t>
+      </w:r>
+    </w:p>
+    <w:p>
+      <w:pPr>
         <w:pStyle w:val="Heading1"/>
       </w:pPr>
       <w:r>
